--- a/莲心AI开发档案记录.docx
+++ b/莲心AI开发档案记录.docx
@@ -20,7 +20,7 @@
         <w:jc w:val="center"/>
       </w:pPr>
       <w:r>
-        <w:t>版本：v2.5（视觉理解版）  |  更新日期：2026-05-12  |  再更新：2026-05-14</w:t>
+        <w:t xml:space="preserve">  |  更新日期：2026-05-22</w:t>
       </w:r>
     </w:p>
     <w:p/>
@@ -13031,6 +13031,487 @@
         <w:t>播放</w:t>
       </w:r>
     </w:p>
+    <w:p>
+      <w:pPr>
+        <w:pStyle w:val="4"/>
+      </w:pPr>
+      <w:r>
+        <w:t>12.19  UI重构与功能整合（2026-05-22）</w:t>
+      </w:r>
+    </w:p>
+    <w:p>
+      <w:r>
+        <w:rPr>
+          <w:rFonts w:ascii="Microsoft YaHei" w:hAnsi="Microsoft YaHei"/>
+          <w:b w:val="0"/>
+          <w:sz w:val="21"/>
+        </w:rPr>
+        <w:t>本次更新为大规模的 UI 重构，主要目标是精简界面、减少按钮拥挤、将分散的设置项整合到合理位置。</w:t>
+      </w:r>
+    </w:p>
+    <w:p>
+      <w:pPr>
+        <w:pStyle w:val="5"/>
+      </w:pPr>
+      <w:r>
+        <w:t>12.19.1  QQ 桥接自动启动持久化修复</w:t>
+      </w:r>
+    </w:p>
+    <w:p>
+      <w:r>
+        <w:rPr>
+          <w:rFonts w:ascii="Microsoft YaHei" w:hAnsi="Microsoft YaHei"/>
+          <w:b w:val="0"/>
+          <w:sz w:val="21"/>
+        </w:rPr>
+        <w:t>修复了 QQ 桥接自动启动选项无法持久化的问题。此前即使用户取消「启动莲心时自动连接QQ桥接」，重启后仍会自动连接。原因：_qq_bridge_auto_start 变量仅在内存中且默认为 False，启动检查却使用了 qq_cfg.get("enabled") 而非 auto_start 字段。</w:t>
+      </w:r>
+    </w:p>
+    <w:p>
+      <w:r>
+        <w:rPr>
+          <w:rFonts w:ascii="Microsoft YaHei" w:hAnsi="Microsoft YaHei"/>
+          <w:b w:val="0"/>
+          <w:sz w:val="21"/>
+        </w:rPr>
+        <w:t>修复方案：在 _QQ_BRIDGE_DEFAULTS 中新增 "auto_start": False 字段；qq_settings_dialog.py 复选框读写 config 持久化；main_window.py 启动时检查 "auto_start" 而非 "enabled"。</w:t>
+      </w:r>
+    </w:p>
+    <w:p>
+      <w:r>
+        <w:rPr>
+          <w:rFonts w:ascii="Microsoft YaHei" w:hAnsi="Microsoft YaHei"/>
+          <w:b w:val="0"/>
+          <w:sz w:val="21"/>
+        </w:rPr>
+        <w:t>涉及文件：config.py、gui/qq_settings_dialog.py、gui/main_window.py</w:t>
+      </w:r>
+    </w:p>
+    <w:p>
+      <w:pPr>
+        <w:pStyle w:val="5"/>
+      </w:pPr>
+      <w:r>
+        <w:t>12.19.2  顶部栏按钮重排</w:t>
+      </w:r>
+    </w:p>
+    <w:p>
+      <w:r>
+        <w:rPr>
+          <w:rFonts w:ascii="Microsoft YaHei" w:hAnsi="Microsoft YaHei"/>
+          <w:b w:val="0"/>
+          <w:sz w:val="21"/>
+        </w:rPr>
+        <w:t>顶部栏按钮顺序调整为：历史记录 → 新建对话 → 日记本 → 备忘本 → 主动聊天 → QQ聊天 → Galgame → 待机</w:t>
+      </w:r>
+    </w:p>
+    <w:p>
+      <w:r>
+        <w:rPr>
+          <w:rFonts w:ascii="Microsoft YaHei" w:hAnsi="Microsoft YaHei"/>
+          <w:b w:val="0"/>
+          <w:sz w:val="21"/>
+        </w:rPr>
+        <w:t>具体改动：</w:t>
+      </w:r>
+    </w:p>
+    <w:p>
+      <w:r>
+        <w:rPr>
+          <w:rFonts w:ascii="Microsoft YaHei" w:hAnsi="Microsoft YaHei"/>
+          <w:b w:val="0"/>
+          <w:sz w:val="21"/>
+        </w:rPr>
+        <w:t>• 新建对话移至历史记录旁，两者相邻便于切换会话</w:t>
+      </w:r>
+    </w:p>
+    <w:p>
+      <w:r>
+        <w:rPr>
+          <w:rFonts w:ascii="Microsoft YaHei" w:hAnsi="Microsoft YaHei"/>
+          <w:b w:val="0"/>
+          <w:sz w:val="21"/>
+        </w:rPr>
+        <w:t>• 移除顶部栏的快捷启动按钮，功能整合到全局设置新选项卡（见 12.19.3）</w:t>
+      </w:r>
+    </w:p>
+    <w:p>
+      <w:r>
+        <w:rPr>
+          <w:rFonts w:ascii="Microsoft YaHei" w:hAnsi="Microsoft YaHei"/>
+          <w:b w:val="0"/>
+          <w:sz w:val="21"/>
+        </w:rPr>
+        <w:t>• 新增待机模式按钮（🌙 待机），从输入面板底部移至顶部栏。激活时显示 🌙 待机 ● 并高亮蓝色</w:t>
+      </w:r>
+    </w:p>
+    <w:p>
+      <w:r>
+        <w:rPr>
+          <w:rFonts w:ascii="Microsoft YaHei" w:hAnsi="Microsoft YaHei"/>
+          <w:b w:val="0"/>
+          <w:sz w:val="21"/>
+        </w:rPr>
+        <w:t>涉及文件：gui/main_window.py（顶部栏按钮区重排、_update_standby_button 改为更新顶部栏）、gui/input_panel.py（移除 _btn_standby、standby_toggled 信号、update_standby_button 方法）</w:t>
+      </w:r>
+    </w:p>
+    <w:p>
+      <w:pPr>
+        <w:pStyle w:val="5"/>
+      </w:pPr>
+      <w:r>
+        <w:t>12.19.3  快捷启动整合到全局设置</w:t>
+      </w:r>
+    </w:p>
+    <w:p>
+      <w:r>
+        <w:rPr>
+          <w:rFonts w:ascii="Microsoft YaHei" w:hAnsi="Microsoft YaHei"/>
+          <w:b w:val="0"/>
+          <w:sz w:val="21"/>
+        </w:rPr>
+        <w:t>将独立的 QuickLaunchDialog 对话框整合为 settings_dialog.py 的第 5 个选项卡「⚡ 快捷启动」。</w:t>
+      </w:r>
+    </w:p>
+    <w:p>
+      <w:r>
+        <w:rPr>
+          <w:rFonts w:ascii="Microsoft YaHei" w:hAnsi="Microsoft YaHei"/>
+          <w:b w:val="0"/>
+          <w:sz w:val="21"/>
+        </w:rPr>
+        <w:t>操作：settings_dialog.py 新增 QTableWidget 应用管理表格（添加/编辑/删除），复用 QuickLaunchEditDialog 编辑弹窗；main_window.py 移除 QuickLaunchDialog 导入、_on_quick_launch_clicked 方法和顶部栏快捷启动按钮。</w:t>
+      </w:r>
+    </w:p>
+    <w:p>
+      <w:r>
+        <w:rPr>
+          <w:rFonts w:ascii="Microsoft YaHei" w:hAnsi="Microsoft YaHei"/>
+          <w:b w:val="0"/>
+          <w:sz w:val="21"/>
+        </w:rPr>
+        <w:t>quick_launch_dialog.py 保留作为 QuickLaunchEditDialog 的容器文件。</w:t>
+      </w:r>
+    </w:p>
+    <w:p>
+      <w:r>
+        <w:rPr>
+          <w:rFonts w:ascii="Microsoft YaHei" w:hAnsi="Microsoft YaHei"/>
+          <w:b w:val="0"/>
+          <w:sz w:val="21"/>
+        </w:rPr>
+        <w:t>涉及文件：gui/settings_dialog.py、gui/main_window.py、gui/quick_launch_dialog.py</w:t>
+      </w:r>
+    </w:p>
+    <w:p>
+      <w:pPr>
+        <w:pStyle w:val="5"/>
+      </w:pPr>
+      <w:r>
+        <w:t>12.19.4  日记设置迁移至日记对话框</w:t>
+      </w:r>
+    </w:p>
+    <w:p>
+      <w:r>
+        <w:rPr>
+          <w:rFonts w:ascii="Microsoft YaHei" w:hAnsi="Microsoft YaHei"/>
+          <w:b w:val="0"/>
+          <w:sz w:val="21"/>
+        </w:rPr>
+        <w:t>将全局设置中的日记本选项卡内容移至日记对话框内的独立设置按钮。</w:t>
+      </w:r>
+    </w:p>
+    <w:p>
+      <w:r>
+        <w:rPr>
+          <w:rFonts w:ascii="Microsoft YaHei" w:hAnsi="Microsoft YaHei"/>
+          <w:b w:val="0"/>
+          <w:sz w:val="21"/>
+        </w:rPr>
+        <w:t>操作：diary_dialog.py 底部新增「⚙️ 设置」按钮，点击打开 DiarySettingsDialog（消息方向、参考条数、定时生成开关+时间、重新生成日期、当前日记总数）；settings_dialog.py 移除整个日记本选项卡及相关代码（_load_diary_config、_save_diary_config、_init_diary_ui 等）和 diary_config_changed 信号。</w:t>
+      </w:r>
+    </w:p>
+    <w:p>
+      <w:r>
+        <w:rPr>
+          <w:rFonts w:ascii="Microsoft YaHei" w:hAnsi="Microsoft YaHei"/>
+          <w:b w:val="0"/>
+          <w:sz w:val="21"/>
+        </w:rPr>
+        <w:t>DiarySettingsDialog 保存时自动发出 diary_config_changed 信号并调用 _setup_diary_timer 更新定时器，不依赖 main_window 的连接。</w:t>
+      </w:r>
+    </w:p>
+    <w:p>
+      <w:r>
+        <w:rPr>
+          <w:rFonts w:ascii="Microsoft YaHei" w:hAnsi="Microsoft YaHei"/>
+          <w:b w:val="0"/>
+          <w:sz w:val="21"/>
+        </w:rPr>
+        <w:t>涉及文件：gui/diary_dialog.py（DiarySettingsDialog 类）、gui/settings_dialog.py（移除日记选项卡）、gui/main_window.py（移除旧连接）</w:t>
+      </w:r>
+    </w:p>
+    <w:p>
+      <w:pPr>
+        <w:pStyle w:val="5"/>
+      </w:pPr>
+      <w:r>
+        <w:t>12.19.5  余额查询迁移至 API Key 配置</w:t>
+      </w:r>
+    </w:p>
+    <w:p>
+      <w:r>
+        <w:rPr>
+          <w:rFonts w:ascii="Microsoft YaHei" w:hAnsi="Microsoft YaHei"/>
+          <w:b w:val="0"/>
+          <w:sz w:val="21"/>
+        </w:rPr>
+        <w:t>将左侧栏的「💰 余额查询」按钮迁移到 API Key 配置对话框的 DeepSeek API 选项卡，并修复查询结果非 CNY 的问题。</w:t>
+      </w:r>
+    </w:p>
+    <w:p>
+      <w:r>
+        <w:rPr>
+          <w:rFonts w:ascii="Microsoft YaHei" w:hAnsi="Microsoft YaHei"/>
+          <w:b w:val="0"/>
+          <w:sz w:val="21"/>
+        </w:rPr>
+        <w:t>核心变更：</w:t>
+      </w:r>
+    </w:p>
+    <w:p>
+      <w:r>
+        <w:rPr>
+          <w:rFonts w:ascii="Microsoft YaHei" w:hAnsi="Microsoft YaHei"/>
+          <w:b w:val="0"/>
+          <w:sz w:val="21"/>
+        </w:rPr>
+        <w:t>• balance.py：get_balance_info() 改为接受 api_key 参数，优先匹配 CNY 币种条目</w:t>
+      </w:r>
+    </w:p>
+    <w:p>
+      <w:r>
+        <w:rPr>
+          <w:rFonts w:ascii="Microsoft YaHei" w:hAnsi="Microsoft YaHei"/>
+          <w:b w:val="0"/>
+          <w:sz w:val="21"/>
+        </w:rPr>
+        <w:t>• api_config_dialog.py：DeepSeek API 选项卡新增「💰 查询余额」按钮，使用 _BalanceWorker 后台线程异步查询，余额不足时提供「去充值」按钮跳转 platform.deepseek.com/usage</w:t>
+      </w:r>
+    </w:p>
+    <w:p>
+      <w:r>
+        <w:rPr>
+          <w:rFonts w:ascii="Microsoft YaHei" w:hAnsi="Microsoft YaHei"/>
+          <w:b w:val="0"/>
+          <w:sz w:val="21"/>
+        </w:rPr>
+        <w:t>• character_widget.py：移除 _btn_balance 按钮和 get_balance_button() 方法，功能区 2×3 网格重排</w:t>
+      </w:r>
+    </w:p>
+    <w:p>
+      <w:r>
+        <w:rPr>
+          <w:rFonts w:ascii="Microsoft YaHei" w:hAnsi="Microsoft YaHei"/>
+          <w:b w:val="0"/>
+          <w:sz w:val="21"/>
+        </w:rPr>
+        <w:t>• main_window.py：移除 _on_balance_clicked、_do_balance_query 方法及相关 import</w:t>
+      </w:r>
+    </w:p>
+    <w:p>
+      <w:r>
+        <w:rPr>
+          <w:rFonts w:ascii="Microsoft YaHei" w:hAnsi="Microsoft YaHei"/>
+          <w:b w:val="0"/>
+          <w:sz w:val="21"/>
+        </w:rPr>
+        <w:t>• brain/tools.py：get_balance() 更新为从 config 读取 API Key 并传入</w:t>
+      </w:r>
+    </w:p>
+    <w:p>
+      <w:r>
+        <w:rPr>
+          <w:rFonts w:ascii="Microsoft YaHei" w:hAnsi="Microsoft YaHei"/>
+          <w:b w:val="0"/>
+          <w:sz w:val="21"/>
+        </w:rPr>
+        <w:t>涉及文件：utils/balance.py、gui/api_config_dialog.py、gui/character_widget.py、gui/main_window.py、brain/tools.py</w:t>
+      </w:r>
+    </w:p>
+    <w:p>
+      <w:pPr>
+        <w:pStyle w:val="5"/>
+      </w:pPr>
+      <w:r>
+        <w:t>12.19.6  待办清单合并到闹钟提醒对话框</w:t>
+      </w:r>
+    </w:p>
+    <w:p>
+      <w:r>
+        <w:rPr>
+          <w:rFonts w:ascii="Microsoft YaHei" w:hAnsi="Microsoft YaHei"/>
+          <w:b w:val="0"/>
+          <w:sz w:val="21"/>
+        </w:rPr>
+        <w:t>将独立的 TodoDialog 待办清单合并为 alarm_dialog.py 的第 4 个选项卡「✅ 待办」，使用 TodoManager 的观察者模式自动同步数据。</w:t>
+      </w:r>
+    </w:p>
+    <w:p>
+      <w:r>
+        <w:rPr>
+          <w:rFonts w:ascii="Microsoft YaHei" w:hAnsi="Microsoft YaHei"/>
+          <w:b w:val="0"/>
+          <w:sz w:val="21"/>
+        </w:rPr>
+        <w:t>alarm_dialog.py 新增：_build_todo_tab()（搜索框、复选框列表、添加/删除/切换完成）、_refresh_todo_list()、_todo_context_menu()（右键编辑）、_todo_edit()（编辑对话框）。showEvent 注册 todo observer，closeEvent 取消注册。</w:t>
+      </w:r>
+    </w:p>
+    <w:p>
+      <w:r>
+        <w:rPr>
+          <w:rFonts w:ascii="Microsoft YaHei" w:hAnsi="Microsoft YaHei"/>
+          <w:b w:val="0"/>
+          <w:sz w:val="21"/>
+        </w:rPr>
+        <w:t>main_window.py 移除 TodoDialog 导入、_todo_dialog 实例、_on_todo_clicked 方法和按钮连接；更新 _on_alarm_clicked 传入 todo_manager 参数。</w:t>
+      </w:r>
+    </w:p>
+    <w:p>
+      <w:r>
+        <w:rPr>
+          <w:rFonts w:ascii="Microsoft YaHei" w:hAnsi="Microsoft YaHei"/>
+          <w:b w:val="0"/>
+          <w:sz w:val="21"/>
+        </w:rPr>
+        <w:t>todo_dialog.py 文件保留在磁盘上但不再被导入。</w:t>
+      </w:r>
+    </w:p>
+    <w:p>
+      <w:r>
+        <w:rPr>
+          <w:rFonts w:ascii="Microsoft YaHei" w:hAnsi="Microsoft YaHei"/>
+          <w:b w:val="0"/>
+          <w:sz w:val="21"/>
+        </w:rPr>
+        <w:t>涉及文件：gui/alarm_dialog.py、gui/main_window.py</w:t>
+      </w:r>
+    </w:p>
+    <w:p>
+      <w:pPr>
+        <w:pStyle w:val="5"/>
+      </w:pPr>
+      <w:r>
+        <w:t>12.19.7  视觉按钮移除与重命名</w:t>
+      </w:r>
+    </w:p>
+    <w:p>
+      <w:r>
+        <w:rPr>
+          <w:rFonts w:ascii="Microsoft YaHei" w:hAnsi="Microsoft YaHei"/>
+          <w:b w:val="0"/>
+          <w:sz w:val="21"/>
+        </w:rPr>
+        <w:t>移除「👁 视觉」按钮及其全部 webcam 人脸检测代码（_on_vision_toggle、_start_vision、_stop_vision、_on_face_appeared、_on_face_disappeared、_on_smile_detected、_on_wave_detected、_on_vision_error）。</w:t>
+      </w:r>
+    </w:p>
+    <w:p>
+      <w:r>
+        <w:rPr>
+          <w:rFonts w:ascii="Microsoft YaHei" w:hAnsi="Microsoft YaHei"/>
+          <w:b w:val="0"/>
+          <w:sz w:val="21"/>
+        </w:rPr>
+        <w:t>将「📷 拍照OCR」按钮更名为「视觉理解」，保留图片视觉分析功能（调用 SiliconFlow 视觉 API）但移除 webcam 实时人脸检测相关代码。</w:t>
+      </w:r>
+    </w:p>
+    <w:p>
+      <w:r>
+        <w:rPr>
+          <w:rFonts w:ascii="Microsoft YaHei" w:hAnsi="Microsoft YaHei"/>
+          <w:b w:val="0"/>
+          <w:sz w:val="21"/>
+        </w:rPr>
+        <w:t>涉及文件：gui/character_widget.py、gui/main_window.py</w:t>
+      </w:r>
+    </w:p>
+    <w:p>
+      <w:pPr>
+        <w:pStyle w:val="5"/>
+      </w:pPr>
+      <w:r>
+        <w:t>12.19.8  功能区弹出面板布局优化</w:t>
+      </w:r>
+    </w:p>
+    <w:p>
+      <w:r>
+        <w:rPr>
+          <w:rFonts w:ascii="Microsoft YaHei" w:hAnsi="Microsoft YaHei"/>
+          <w:b w:val="0"/>
+          <w:sz w:val="21"/>
+        </w:rPr>
+        <w:t>左侧栏功能区改为点击「▲ 功能」按钮后弹出覆盖面板的设计，面板定位覆盖 GIF 头像区和音乐盒区域。内部为 2×3 网格布局：</w:t>
+      </w:r>
+    </w:p>
+    <w:p>
+      <w:r>
+        <w:rPr>
+          <w:rFonts w:ascii="Microsoft YaHei" w:hAnsi="Microsoft YaHei"/>
+          <w:b w:val="0"/>
+          <w:sz w:val="21"/>
+        </w:rPr>
+        <w:t>• 陪伴时长 | 全局设置</w:t>
+      </w:r>
+    </w:p>
+    <w:p>
+      <w:r>
+        <w:rPr>
+          <w:rFonts w:ascii="Microsoft YaHei" w:hAnsi="Microsoft YaHei"/>
+          <w:b w:val="0"/>
+          <w:sz w:val="21"/>
+        </w:rPr>
+        <w:t>• 番茄钟 | API Key</w:t>
+      </w:r>
+    </w:p>
+    <w:p>
+      <w:r>
+        <w:rPr>
+          <w:rFonts w:ascii="Microsoft YaHei" w:hAnsi="Microsoft YaHei"/>
+          <w:b w:val="0"/>
+          <w:sz w:val="21"/>
+        </w:rPr>
+        <w:t>• 闹钟&amp;提醒 | 视觉理解</w:t>
+      </w:r>
+    </w:p>
+    <w:p>
+      <w:r>
+        <w:rPr>
+          <w:rFonts w:ascii="Microsoft YaHei" w:hAnsi="Microsoft YaHei"/>
+          <w:b w:val="0"/>
+          <w:sz w:val="21"/>
+        </w:rPr>
+        <w:t>涉及文件：gui/character_widget.py（_function_popup、_toggle_function_panel、_position_function_popup）</w:t>
+      </w:r>
+    </w:p>
+    <w:p>
+      <w:r>
+        <w:rPr>
+          <w:rFonts w:ascii="Microsoft YaHei" w:hAnsi="Microsoft YaHei"/>
+          <w:b w:val="0"/>
+          <w:sz w:val="21"/>
+        </w:rPr>
+      </w:r>
+    </w:p>
+    <w:p>
+      <w:r>
+        <w:rPr>
+          <w:rFonts w:ascii="Microsoft YaHei" w:hAnsi="Microsoft YaHei"/>
+          <w:b w:val="0"/>
+          <w:sz w:val="21"/>
+        </w:rPr>
+        <w:t>本文档最后更新于 2026-05-22 22:11。</w:t>
+      </w:r>
+    </w:p>
     <w:sectPr>
       <w:pgSz w:w="12240" w:h="15840"/>
       <w:pgMar w:top="1440" w:right="1584" w:bottom="1440" w:left="1584" w:header="720" w:footer="720" w:gutter="0"/>

--- a/莲心AI开发档案记录.docx
+++ b/莲心AI开发档案记录.docx
@@ -13503,13 +13503,425 @@
       </w:r>
     </w:p>
     <w:p>
-      <w:r>
-        <w:rPr>
-          <w:rFonts w:ascii="Microsoft YaHei" w:hAnsi="Microsoft YaHei"/>
-          <w:b w:val="0"/>
-          <w:sz w:val="21"/>
-        </w:rPr>
-        <w:t>本文档最后更新于 2026-05-22 22:11。</w:t>
+      <w:r/>
+      <w:r>
+        <w:rPr>
+          <w:sz w:val="21"/>
+        </w:rPr>
+        <w:t>本文档最后更新于 2026-05-23 04:58。</w:t>
+      </w:r>
+    </w:p>
+    <w:p>
+      <w:r>
+        <w:rPr>
+          <w:b/>
+          <w:sz w:val="28"/>
+        </w:rPr>
+        <w:t>12.20 Phase 2: 五元组知识图谱记忆（2026-05-22 新增）</w:t>
+      </w:r>
+    </w:p>
+    <w:p>
+      <w:r>
+        <w:rPr>
+          <w:sz w:val="21"/>
+        </w:rPr>
+        <w:t>借鉴娜迦 NagaAgent 的 GRAG 系统，为莲心新增五元组知识图谱记忆能力。将对话中提取的实体和关系以 (主体, 主体类型, 关系, 客体, 客体类型) 五元组形式持久化到 SQLite 图数据库。</w:t>
+      </w:r>
+    </w:p>
+    <w:p>
+      <w:r>
+        <w:rPr>
+          <w:sz w:val="21"/>
+        </w:rPr>
+        <w:t>核心能力：</w:t>
+      </w:r>
+    </w:p>
+    <w:p>
+      <w:r>
+        <w:rPr>
+          <w:sz w:val="21"/>
+        </w:rPr>
+        <w:t>• 五元组自动提取：brain/quintuple_extractor.py — LLM 驱动的五元组提取器，从对话中识别实体和关系</w:t>
+      </w:r>
+    </w:p>
+    <w:p>
+      <w:r>
+        <w:rPr>
+          <w:sz w:val="21"/>
+        </w:rPr>
+        <w:t>• 图存储：brain/graph_memory.py — SQLite 零依赖图存储（graph_entities + graph_edges 两张表），实体自动 merge，边去重+强度累加</w:t>
+      </w:r>
+    </w:p>
+    <w:p>
+      <w:r>
+        <w:rPr>
+          <w:sz w:val="21"/>
+        </w:rPr>
+        <w:t>• BFS 多跳遍历：query_connected() 支持 1~3 跳图遍历，发现实体间的间接关联</w:t>
+      </w:r>
+    </w:p>
+    <w:p>
+      <w:r>
+        <w:rPr>
+          <w:sz w:val="21"/>
+        </w:rPr>
+        <w:t>• 自动提取调度：每 6 轮对话自动并行提取（分类记忆 + 五元组图记忆），独立 try 块互不影响</w:t>
+      </w:r>
+    </w:p>
+    <w:p>
+      <w:r>
+        <w:rPr>
+          <w:sz w:val="21"/>
+        </w:rPr>
+        <w:t>新增 LLM 工具：</w:t>
+      </w:r>
+    </w:p>
+    <w:p>
+      <w:r>
+        <w:rPr>
+          <w:sz w:val="21"/>
+        </w:rPr>
+        <w:t>• search_graph_memory：在图记忆中搜索实体关联，返回 A(人物)—[喜欢]→B(物品) 格式</w:t>
+      </w:r>
+    </w:p>
+    <w:p>
+      <w:r>
+        <w:rPr>
+          <w:sz w:val="21"/>
+        </w:rPr>
+        <w:t>• query_connected_entities：多跳遍历查找与某实体间接关联的所有实体</w:t>
+      </w:r>
+    </w:p>
+    <w:p>
+      <w:r>
+        <w:rPr>
+          <w:sz w:val="21"/>
+        </w:rPr>
+        <w:t>涉及文件：brain/graph_memory.py、brain/quintuple_extractor.py、brain/tools.py、brain/agent.py</w:t>
+      </w:r>
+    </w:p>
+    <w:p>
+      <w:r>
+        <w:rPr>
+          <w:b/>
+          <w:sz w:val="28"/>
+        </w:rPr>
+        <w:t>12.21 Phase 3: JSON 记忆替换为 SQLite 图查询（2026-05-22 新增）</w:t>
+      </w:r>
+    </w:p>
+    <w:p>
+      <w:r>
+        <w:rPr>
+          <w:sz w:val="21"/>
+        </w:rPr>
+        <w:t>将长期记忆从 JSON 文件（long_term.json）全面迁移到 SQLite，实现记忆的图关联搜索和统一管理。</w:t>
+      </w:r>
+    </w:p>
+    <w:p>
+      <w:r>
+        <w:rPr>
+          <w:sz w:val="21"/>
+        </w:rPr>
+        <w:t>核心变更：</w:t>
+      </w:r>
+    </w:p>
+    <w:p>
+      <w:r>
+        <w:rPr>
+          <w:sz w:val="21"/>
+        </w:rPr>
+        <w:t>• memory_facts 表：替代 long_term.json，支持分类（profile/preferences/events/knowledge/behaviors/skills）、来源标记、强度累加</w:t>
+      </w:r>
+    </w:p>
+    <w:p>
+      <w:r>
+        <w:rPr>
+          <w:sz w:val="21"/>
+        </w:rPr>
+        <w:t>• 懒迁移机制：migrate_from_json() 首次工具调用时自动将 JSON 迁移到 SQLite，完成后重命名为 .bak</w:t>
+      </w:r>
+    </w:p>
+    <w:p>
+      <w:r>
+        <w:rPr>
+          <w:sz w:val="21"/>
+        </w:rPr>
+        <w:t>• 统一搜索：unified_search() 同时查询分类事实 + 五元组图边，返回合并结果</w:t>
+      </w:r>
+    </w:p>
+    <w:p>
+      <w:r>
+        <w:rPr>
+          <w:sz w:val="21"/>
+        </w:rPr>
+        <w:t>• 各分类最大条目限制：_prune_category() 淘汰旧条目，防止无限膨胀</w:t>
+      </w:r>
+    </w:p>
+    <w:p>
+      <w:r>
+        <w:rPr>
+          <w:sz w:val="21"/>
+        </w:rPr>
+        <w:t>• 全部 5 个核心记忆工具（save/search/update/delete/list）切换为 SQLite 后端</w:t>
+      </w:r>
+    </w:p>
+    <w:p>
+      <w:r>
+        <w:rPr>
+          <w:sz w:val="21"/>
+        </w:rPr>
+        <w:t>• 新增 delete_graph_entity 工具：删除图记忆中的实体及其所有关联边</w:t>
+      </w:r>
+    </w:p>
+    <w:p>
+      <w:r>
+        <w:rPr>
+          <w:sz w:val="21"/>
+        </w:rPr>
+        <w:t>• 全局设置记忆系统选项卡适配 SQLite（_refresh_memory_tree、_delete_selected_memories、_export_memories）</w:t>
+      </w:r>
+    </w:p>
+    <w:p>
+      <w:r>
+        <w:rPr>
+          <w:sz w:val="21"/>
+        </w:rPr>
+        <w:t>涉及文件：brain/graph_memory.py（+200行）、brain/tools.py、brain/agent.py、gui/settings_dialog.py、config.py</w:t>
+      </w:r>
+    </w:p>
+    <w:p>
+      <w:r>
+        <w:rPr>
+          <w:b/>
+          <w:sz w:val="28"/>
+        </w:rPr>
+        <w:t>12.22 Phase 4: DogTag 心跳自检（2026-05-23 新增）</w:t>
+      </w:r>
+    </w:p>
+    <w:p>
+      <w:r>
+        <w:rPr>
+          <w:sz w:val="21"/>
+        </w:rPr>
+        <w:t>借鉴娜迦 NagaAgent DogTag 的心跳自检系统，对话结束后延迟 N 分钟自动回顾对话和待办清单，检查遗漏事项。</w:t>
+      </w:r>
+    </w:p>
+    <w:p>
+      <w:r>
+        <w:rPr>
+          <w:sz w:val="21"/>
+        </w:rPr>
+        <w:t>核心架构：</w:t>
+      </w:r>
+    </w:p>
+    <w:p>
+      <w:r>
+        <w:rPr>
+          <w:sz w:val="21"/>
+        </w:rPr>
+        <w:t>• HeartbeatChecklist 待办管理：JSON 持久化（~/.lianxin/heartbeat_checklist.json），支持 add/done/get_pending</w:t>
+      </w:r>
+    </w:p>
+    <w:p>
+      <w:r>
+        <w:rPr>
+          <w:sz w:val="21"/>
+        </w:rPr>
+        <w:t>• perform_heartbeat()：LLM 回顾最近对话 + 待办清单，判断是否需提醒用户</w:t>
+      </w:r>
+    </w:p>
+    <w:p>
+      <w:r>
+        <w:rPr>
+          <w:sz w:val="21"/>
+        </w:rPr>
+        <w:t>• HeartbeatWorker：QThread 后台执行，response_ready 信号通知 GUI</w:t>
+      </w:r>
+    </w:p>
+    <w:p>
+      <w:r>
+        <w:rPr>
+          <w:sz w:val="21"/>
+        </w:rPr>
+        <w:t>• HEARTBEAT_OK 协议：LLM 回复此标识时静默跳过，无需提醒</w:t>
+      </w:r>
+    </w:p>
+    <w:p>
+      <w:r>
+        <w:rPr>
+          <w:sz w:val="21"/>
+        </w:rPr>
+        <w:t>• [ADD_ITEM]/[DONE_ITEM] 指令：LLM 可管理待办清单（不展示给用户）</w:t>
+      </w:r>
+    </w:p>
+    <w:p>
+      <w:r>
+        <w:rPr>
+          <w:sz w:val="21"/>
+        </w:rPr>
+        <w:t>• 活跃时段限制：可配置 start/end 时间，深夜不触发</w:t>
+      </w:r>
+    </w:p>
+    <w:p>
+      <w:r>
+        <w:rPr>
+          <w:sz w:val="21"/>
+        </w:rPr>
+        <w:t>• 顶部栏"心跳自检 ●/○"按钮：一键开关，与主动聊天按钮并列</w:t>
+      </w:r>
+    </w:p>
+    <w:p>
+      <w:r>
+        <w:rPr>
+          <w:sz w:val="21"/>
+        </w:rPr>
+        <w:t>涉及文件：brain/heartbeat.py（新建）、workers/heartbeat_worker.py（新建）、gui/main_window.py、config.py</w:t>
+      </w:r>
+    </w:p>
+    <w:p>
+      <w:r>
+        <w:rPr>
+          <w:b/>
+          <w:sz w:val="28"/>
+        </w:rPr>
+        <w:t>12.23 Phase 5: RAG 多关键词图搜索 + 上下文压缩优化（2026-05-23 新增）</w:t>
+      </w:r>
+    </w:p>
+    <w:p>
+      <w:r>
+        <w:rPr>
+          <w:sz w:val="21"/>
+        </w:rPr>
+        <w:t>本次更新包含两项核心优化：图搜索从单关键词升级为多关键词相关性排序，上下文压缩从粗略估算升级为精确 token 计数。</w:t>
+      </w:r>
+    </w:p>
+    <w:p>
+      <w:r>
+        <w:rPr>
+          <w:sz w:val="21"/>
+        </w:rPr>
+        <w:t>一、RAG 多关键词图搜索：</w:t>
+      </w:r>
+    </w:p>
+    <w:p>
+      <w:r>
+        <w:rPr>
+          <w:sz w:val="21"/>
+        </w:rPr>
+        <w:t>• search_graph_ranked(keywords)：新增多关键词相关性排序搜索，每条结果按命中关键词数计分，高分排前</w:t>
+      </w:r>
+    </w:p>
+    <w:p>
+      <w:r>
+        <w:rPr>
+          <w:sz w:val="21"/>
+        </w:rPr>
+        <w:t>• search_graph_memory 工具：参数从 keyword(string) 改为 keywords(array)，LLM 可传入多个搜索词</w:t>
+      </w:r>
+    </w:p>
+    <w:p>
+      <w:r>
+        <w:rPr>
+          <w:sz w:val="21"/>
+        </w:rPr>
+        <w:t>• 向后兼容：仍接受单字符串，自动转为列表处理</w:t>
+      </w:r>
+    </w:p>
+    <w:p>
+      <w:r>
+        <w:rPr>
+          <w:sz w:val="21"/>
+        </w:rPr>
+        <w:t>• 效果：问"我跟小明喜欢什么音乐"时，LLM 传入 ["我","小明","喜欢","音乐"] → 多关键词同时搜索 → 按相关性排序返回</w:t>
+      </w:r>
+    </w:p>
+    <w:p>
+      <w:r>
+        <w:rPr>
+          <w:sz w:val="21"/>
+        </w:rPr>
+        <w:t>二、上下文压缩优化：</w:t>
+      </w:r>
+    </w:p>
+    <w:p>
+      <w:r>
+        <w:rPr>
+          <w:sz w:val="21"/>
+        </w:rPr>
+        <w:t>• _estimate_tokens()：从 chars × 1.5 粗略估算 → litellm.token_counter 精确计数（tiktoken），失败时回退</w:t>
+      </w:r>
+    </w:p>
+    <w:p>
+      <w:r>
+        <w:rPr>
+          <w:sz w:val="21"/>
+        </w:rPr>
+        <w:t>• TOKEN_THRESHOLD：从 60000（约 40k 真实 token）提升到 100000（真实 token），减少不必要的压缩</w:t>
+      </w:r>
+    </w:p>
+    <w:p>
+      <w:r>
+        <w:rPr>
+          <w:sz w:val="21"/>
+        </w:rPr>
+        <w:t>• ProactiveWorker 集成 maybe_compress：防止长对话时主动消息上下文溢出，扩展近聊消息从 12 条到 24 条</w:t>
+      </w:r>
+    </w:p>
+    <w:p>
+      <w:r>
+        <w:rPr>
+          <w:sz w:val="21"/>
+        </w:rPr>
+        <w:t>涉及文件：brain/graph_memory.py、brain/tools.py、brain/context_compressor.py、workers/proactive_worker.py</w:t>
+      </w:r>
+    </w:p>
+    <w:p>
+      <w:r>
+        <w:rPr>
+          <w:b/>
+          <w:sz w:val="28"/>
+        </w:rPr>
+        <w:t>12.24 Bug 修复（2026-05-23）</w:t>
+      </w:r>
+    </w:p>
+    <w:p>
+      <w:r>
+        <w:rPr>
+          <w:sz w:val="21"/>
+        </w:rPr>
+        <w:t>• agent.py：修复 get_graph_config 未导入导致的 NameError 警告</w:t>
+      </w:r>
+    </w:p>
+    <w:p>
+      <w:r>
+        <w:rPr>
+          <w:sz w:val="21"/>
+        </w:rPr>
+        <w:t>• agent.py：修复 logger 未定义警告（新增 import logging + logger = logging.getLogger("Agent")）</w:t>
+      </w:r>
+    </w:p>
+    <w:p>
+      <w:r>
+        <w:rPr>
+          <w:sz w:val="21"/>
+        </w:rPr>
+        <w:t>• agent.py：安装 chinese_calendar 和 zhdate 可选依赖，消除 IDE 导入警告</w:t>
+      </w:r>
+    </w:p>
+    <w:p>
+      <w:r>
+        <w:rPr>
+          <w:sz w:val="21"/>
+        </w:rPr>
+        <w:t>• 修复 chinese_calendar 和 zhdate 未安装导致的节假日/农历显示缺失</w:t>
+      </w:r>
+    </w:p>
+    <w:p>
+      <w:r>
+        <w:rPr>
+          <w:sz w:val="21"/>
+        </w:rPr>
+        <w:t>涉及文件：brain/agent.py</w:t>
       </w:r>
     </w:p>
     <w:sectPr>

--- a/莲心AI开发档案记录.docx
+++ b/莲心AI开发档案记录.docx
@@ -13503,12 +13503,12 @@
       </w:r>
     </w:p>
     <w:p>
-      <w:r/>
-      <w:r>
-        <w:rPr>
-          <w:sz w:val="21"/>
-        </w:rPr>
-        <w:t>本文档最后更新于 2026-05-23 04:58。</w:t>
+      <w:r>
+        <w:rPr>
+          <w:rFonts w:ascii="微软雅黑" w:hAnsi="微软雅黑" w:eastAsia="微软雅黑"/>
+          <w:sz w:val="21"/>
+        </w:rPr>
+        <w:t>本文档最后更新于 2026-05-23 15:55。</w:t>
       </w:r>
     </w:p>
     <w:p>
@@ -13922,6 +13922,551 @@
           <w:sz w:val="21"/>
         </w:rPr>
         <w:t>涉及文件：brain/agent.py</w:t>
+      </w:r>
+    </w:p>
+    <w:p>
+      <w:r>
+        <w:rPr>
+          <w:rFonts w:ascii="微软雅黑" w:hAnsi="微软雅黑" w:eastAsia="微软雅黑"/>
+          <w:b/>
+          <w:sz w:val="28"/>
+        </w:rPr>
+        <w:t>12.25 Phase 6: Playwright 浏览器自动化（2026-05-23 新增）</w:t>
+      </w:r>
+    </w:p>
+    <w:p>
+      <w:r>
+        <w:rPr>
+          <w:rFonts w:ascii="微软雅黑" w:hAnsi="微软雅黑" w:eastAsia="微软雅黑"/>
+          <w:b w:val="0"/>
+          <w:sz w:val="21"/>
+        </w:rPr>
+        <w:t>借鉴娜迦 NagaAgent 的 Playwright 浏览器自动化方案，为莲心新增完整的浏览器交互能力。采用 Playwright Python 直接控制 Chromium，比娜迦（LLM → Node.js/OpenClaw → Playwright）少了两层桥接层，架构更简洁、响应更快。</w:t>
+      </w:r>
+    </w:p>
+    <w:p>
+      <w:r>
+        <w:rPr>
+          <w:rFonts w:ascii="微软雅黑" w:hAnsi="微软雅黑" w:eastAsia="微软雅黑"/>
+          <w:b w:val="0"/>
+          <w:sz w:val="21"/>
+        </w:rPr>
+        <w:t>核心能力：</w:t>
+      </w:r>
+    </w:p>
+    <w:p>
+      <w:r>
+        <w:rPr>
+          <w:rFonts w:ascii="微软雅黑" w:hAnsi="微软雅黑" w:eastAsia="微软雅黑"/>
+          <w:b w:val="0"/>
+          <w:sz w:val="21"/>
+        </w:rPr>
+        <w:t>• BrowserController 单例：brain/browser_controller.py（~460 行），Playwright 同步 API 封装</w:t>
+      </w:r>
+    </w:p>
+    <w:p>
+      <w:r>
+        <w:rPr>
+          <w:rFonts w:ascii="微软雅黑" w:hAnsi="微软雅黑" w:eastAsia="微软雅黑"/>
+          <w:b w:val="0"/>
+          <w:sz w:val="21"/>
+        </w:rPr>
+        <w:t>• 持久化上下文：chromium.launch_persistent_context，数据目录 ~/.lianxin/browser_profile/，cookie/登录态跨对话保持</w:t>
+      </w:r>
+    </w:p>
+    <w:p>
+      <w:r>
+        <w:rPr>
+          <w:rFonts w:ascii="微软雅黑" w:hAnsi="微软雅黑" w:eastAsia="微软雅黑"/>
+          <w:b w:val="0"/>
+          <w:sz w:val="21"/>
+        </w:rPr>
+        <w:t>• 自定义 ref 系统：JS 注入扫描所有可交互元素（button/a/input/textarea/select/[role]/[onclick]），打上 data-lx-ref 属性，构建 [ref=eX] 标记快照</w:t>
+      </w:r>
+    </w:p>
+    <w:p>
+      <w:r>
+        <w:rPr>
+          <w:rFonts w:ascii="微软雅黑" w:hAnsi="微软雅黑" w:eastAsia="微软雅黑"/>
+          <w:b w:val="0"/>
+          <w:sz w:val="21"/>
+        </w:rPr>
+        <w:t>• 定位回退链：data-lx-ref → ID → placeholder → text/role → CSS selector，5 级容错确保定位成功率</w:t>
+      </w:r>
+    </w:p>
+    <w:p>
+      <w:r>
+        <w:rPr>
+          <w:rFonts w:ascii="微软雅黑" w:hAnsi="微软雅黑" w:eastAsia="微软雅黑"/>
+          <w:b w:val="0"/>
+          <w:sz w:val="21"/>
+        </w:rPr>
+        <w:t>• 可见模式：默认 headless=False，浏览器窗口弹出可见（让用户看到操作过程）；支持 channel="msedge" 使用系统 Edge 浏览器</w:t>
+      </w:r>
+    </w:p>
+    <w:p>
+      <w:r>
+        <w:rPr>
+          <w:rFonts w:ascii="微软雅黑" w:hAnsi="微软雅黑" w:eastAsia="微软雅黑"/>
+          <w:b w:val="0"/>
+          <w:sz w:val="21"/>
+        </w:rPr>
+        <w:t>• 设计方案选择：Python 版 Playwright 的 aria_snapshot() 不含 ref 标记（仅 JS/TS 版支持），因此采用自定义 JS 注入方案来生成 ref 标记</w:t>
+      </w:r>
+    </w:p>
+    <w:p>
+      <w:r>
+        <w:rPr>
+          <w:rFonts w:ascii="微软雅黑" w:hAnsi="微软雅黑" w:eastAsia="微软雅黑"/>
+          <w:b w:val="0"/>
+          <w:sz w:val="21"/>
+        </w:rPr>
+        <w:t>新增 5 个 LLM 浏览器工具：</w:t>
+      </w:r>
+    </w:p>
+    <w:p>
+      <w:r>
+        <w:rPr>
+          <w:rFonts w:ascii="微软雅黑" w:hAnsi="微软雅黑" w:eastAsia="微软雅黑"/>
+          <w:b w:val="0"/>
+          <w:sz w:val="21"/>
+        </w:rPr>
+        <w:t>• browser_navigate(url)：打开网页，返回带 [ref=eX] 标记的结构化页面快照</w:t>
+      </w:r>
+    </w:p>
+    <w:p>
+      <w:r>
+        <w:rPr>
+          <w:rFonts w:ascii="微软雅黑" w:hAnsi="微软雅黑" w:eastAsia="微软雅黑"/>
+          <w:b w:val="0"/>
+          <w:sz w:val="21"/>
+        </w:rPr>
+        <w:t>• browser_snapshot()：刷新当前页面结构（点击/填表后页面变化时调用）</w:t>
+      </w:r>
+    </w:p>
+    <w:p>
+      <w:r>
+        <w:rPr>
+          <w:rFonts w:ascii="微软雅黑" w:hAnsi="微软雅黑" w:eastAsia="微软雅黑"/>
+          <w:b w:val="0"/>
+          <w:sz w:val="21"/>
+        </w:rPr>
+        <w:t>• browser_click(ref)：点击 ref 对应的按钮/链接（ref 来自快照中的标记）</w:t>
+      </w:r>
+    </w:p>
+    <w:p>
+      <w:r>
+        <w:rPr>
+          <w:rFonts w:ascii="微软雅黑" w:hAnsi="微软雅黑" w:eastAsia="微软雅黑"/>
+          <w:b w:val="0"/>
+          <w:sz w:val="21"/>
+        </w:rPr>
+        <w:t>• browser_fill(ref, text)：向 ref 对应的输入框填写文字</w:t>
+      </w:r>
+    </w:p>
+    <w:p>
+      <w:r>
+        <w:rPr>
+          <w:rFonts w:ascii="微软雅黑" w:hAnsi="微软雅黑" w:eastAsia="微软雅黑"/>
+          <w:b w:val="0"/>
+          <w:sz w:val="21"/>
+        </w:rPr>
+        <w:t>• browser_screenshot()：截取当前页面全貌，保存为 PNG 文件</w:t>
+      </w:r>
+    </w:p>
+    <w:p>
+      <w:r>
+        <w:rPr>
+          <w:rFonts w:ascii="微软雅黑" w:hAnsi="微软雅黑" w:eastAsia="微软雅黑"/>
+          <w:b w:val="0"/>
+          <w:sz w:val="21"/>
+        </w:rPr>
+        <w:t>System Prompt 新增浏览器交互指南章节：</w:t>
+      </w:r>
+    </w:p>
+    <w:p>
+      <w:r>
+        <w:rPr>
+          <w:rFonts w:ascii="微软雅黑" w:hAnsi="微软雅黑" w:eastAsia="微软雅黑"/>
+          <w:b w:val="0"/>
+          <w:sz w:val="21"/>
+        </w:rPr>
+        <w:t>• 典型工作流：browser_navigate → 看快照找 ref → browser_fill → browser_click → browser_snapshot 查看结果</w:t>
+      </w:r>
+    </w:p>
+    <w:p>
+      <w:r>
+        <w:rPr>
+          <w:rFonts w:ascii="微软雅黑" w:hAnsi="微软雅黑" w:eastAsia="微软雅黑"/>
+          <w:b w:val="0"/>
+          <w:sz w:val="21"/>
+        </w:rPr>
+        <w:t>• 适用场景判断：用户说帮我登录XX、在XX搜索YY、打开XX截图等需要点击/填表/导航的需求</w:t>
+      </w:r>
+    </w:p>
+    <w:p>
+      <w:r>
+        <w:rPr>
+          <w:rFonts w:ascii="微软雅黑" w:hAnsi="微软雅黑" w:eastAsia="微软雅黑"/>
+          <w:b w:val="0"/>
+          <w:sz w:val="21"/>
+        </w:rPr>
+        <w:t>• 纯读网页内容优先使用 fetch_webpage（更快），交互式操作才用浏览器工具</w:t>
+      </w:r>
+    </w:p>
+    <w:p>
+      <w:r>
+        <w:rPr>
+          <w:rFonts w:ascii="微软雅黑" w:hAnsi="微软雅黑" w:eastAsia="微软雅黑"/>
+          <w:b w:val="0"/>
+          <w:sz w:val="21"/>
+        </w:rPr>
+        <w:t>网页读取三级回退链：</w:t>
+      </w:r>
+    </w:p>
+    <w:p>
+      <w:r>
+        <w:rPr>
+          <w:rFonts w:ascii="微软雅黑" w:hAnsi="微软雅黑" w:eastAsia="微软雅黑"/>
+          <w:b w:val="0"/>
+          <w:sz w:val="21"/>
+        </w:rPr>
+        <w:t>• fetch_webpage → fetch_webpage_via_api（403/空内容）→ fetch_webpage_browser/Playwright（API 超时）</w:t>
+      </w:r>
+    </w:p>
+    <w:p>
+      <w:r>
+        <w:rPr>
+          <w:rFonts w:ascii="微软雅黑" w:hAnsi="微软雅黑" w:eastAsia="微软雅黑"/>
+          <w:b w:val="0"/>
+          <w:sz w:val="21"/>
+        </w:rPr>
+        <w:t>配置管理：</w:t>
+      </w:r>
+    </w:p>
+    <w:p>
+      <w:r>
+        <w:rPr>
+          <w:rFonts w:ascii="微软雅黑" w:hAnsi="微软雅黑" w:eastAsia="微软雅黑"/>
+          <w:b w:val="0"/>
+          <w:sz w:val="21"/>
+        </w:rPr>
+        <w:t>• config.py 新增 _BROWSER_DEFAULTS（headless/timeout/channel）+ get_browser_config() / save_browser_config()</w:t>
+      </w:r>
+    </w:p>
+    <w:p>
+      <w:r>
+        <w:rPr>
+          <w:rFonts w:ascii="微软雅黑" w:hAnsi="微软雅黑" w:eastAsia="微软雅黑"/>
+          <w:b w:val="0"/>
+          <w:sz w:val="21"/>
+        </w:rPr>
+        <w:t>功能验证：</w:t>
+      </w:r>
+    </w:p>
+    <w:p>
+      <w:r>
+        <w:rPr>
+          <w:rFonts w:ascii="微软雅黑" w:hAnsi="微软雅黑" w:eastAsia="微软雅黑"/>
+          <w:b w:val="0"/>
+          <w:sz w:val="21"/>
+        </w:rPr>
+        <w:t>• test_browser.py 完整测试通过：导航百度 → 截图 → 填写搜索框 → 点击搜索按钮 → 截图结果页</w:t>
+      </w:r>
+    </w:p>
+    <w:p>
+      <w:r>
+        <w:rPr>
+          <w:rFonts w:ascii="微软雅黑" w:hAnsi="微软雅黑" w:eastAsia="微软雅黑"/>
+          <w:b w:val="0"/>
+          <w:sz w:val="21"/>
+        </w:rPr>
+        <w:t>涉及文件：brain/browser_controller.py、brain/tools.py、config.py、test_browser.py</w:t>
+      </w:r>
+    </w:p>
+    <w:p>
+      <w:r>
+        <w:rPr>
+          <w:rFonts w:ascii="微软雅黑" w:hAnsi="微软雅黑" w:eastAsia="微软雅黑"/>
+          <w:b w:val="0"/>
+          <w:sz w:val="21"/>
+        </w:rPr>
+      </w:r>
+    </w:p>
+    <w:p>
+      <w:r>
+        <w:br w:type="page"/>
+      </w:r>
+    </w:p>
+    <w:p>
+      <w:pPr>
+        <w:pStyle w:val="3"/>
+      </w:pPr>
+      <w:r>
+        <w:t>Phase 7: QQ桥接肩部控制 + 上下文压缩优化</w:t>
+      </w:r>
+    </w:p>
+    <w:p>
+      <w:r>
+        <w:rPr>
+          <w:i/>
+        </w:rPr>
+        <w:t>更新日期：2026-05-24</w:t>
+      </w:r>
+    </w:p>
+    <w:p/>
+    <w:p>
+      <w:pPr>
+        <w:pStyle w:val="4"/>
+      </w:pPr>
+      <w:r>
+        <w:t>一、QQ桥接肩部外设指令支持</w:t>
+      </w:r>
+    </w:p>
+    <w:p>
+      <w:pPr>
+        <w:pStyle w:val="16"/>
+      </w:pPr>
+      <w:r>
+        <w:rPr>
+          <w:b/>
+        </w:rPr>
+        <w:t>【指令】模式关键词匹配：</w:t>
+      </w:r>
+      <w:r>
+        <w:t>在 qq_bridge_worker.py 的 _TOOL_KEYWORDS 中添加了 shoulder_pan、shoulder_tilt、shoulder_servo、shoulder_center、shoulder_status、shoulder_temp 六组关键词，支持 【指令】水平30，竖直45 格式直接执行，不经过模型。</w:t>
+      </w:r>
+    </w:p>
+    <w:p>
+      <w:pPr>
+        <w:pStyle w:val="16"/>
+      </w:pPr>
+      <w:r>
+        <w:rPr>
+          <w:b/>
+        </w:rPr>
+        <w:t>参数提取：</w:t>
+      </w:r>
+      <w:r>
+        <w:t>解析中文格式「水平30，竖直45」以及英文格式「pan 30 tilt 45」，支持「垂直」「竖直」两种写法，缺失参数默认 90°。</w:t>
+      </w:r>
+    </w:p>
+    <w:p>
+      <w:pPr>
+        <w:pStyle w:val="16"/>
+      </w:pPr>
+      <w:r>
+        <w:rPr>
+          <w:b/>
+        </w:rPr>
+        <w:t>云台状态缓存：</w:t>
+      </w:r>
+      <w:r>
+        <w:t>新增 _shoulder_state 缓存最近一次设置的 pan/tilt 角度，用于自然语言请求时注入当前状态。</w:t>
+      </w:r>
+    </w:p>
+    <w:p>
+      <w:pPr>
+        <w:pStyle w:val="16"/>
+      </w:pPr>
+      <w:r>
+        <w:rPr>
+          <w:b/>
+        </w:rPr>
+        <w:t>自然语言触发注入：</w:t>
+      </w:r>
+      <w:r>
+        <w:t>检测「看看最右边」「往左」「抬头」等方向关键词时，自动注入强制工具调用提示 + 当前云台角度。</w:t>
+      </w:r>
+    </w:p>
+    <w:p>
+      <w:pPr>
+        <w:pStyle w:val="16"/>
+      </w:pPr>
+      <w:r>
+        <w:rPr>
+          <w:b/>
+        </w:rPr>
+        <w:t>帮助文档：</w:t>
+      </w:r>
+      <w:r>
+        <w:t>【提示】中新增 6 条肩部外设指令说明。</w:t>
+      </w:r>
+    </w:p>
+    <w:p>
+      <w:pPr>
+        <w:pStyle w:val="4"/>
+      </w:pPr>
+      <w:r>
+        <w:t>二、上下文压缩优化</w:t>
+      </w:r>
+    </w:p>
+    <w:p>
+      <w:pPr>
+        <w:pStyle w:val="16"/>
+      </w:pPr>
+      <w:r>
+        <w:rPr>
+          <w:b/>
+        </w:rPr>
+        <w:t>Ollama 可用性检测：</w:t>
+      </w:r>
+      <w:r>
+        <w:t>新增 _ollama_available() 函数，在尝试压缩前检测 Ollama 是否在运行，未运行则直接跳过，不再打印连接失败的红色警告日志。</w:t>
+      </w:r>
+    </w:p>
+    <w:p>
+      <w:pPr>
+        <w:pStyle w:val="16"/>
+      </w:pPr>
+      <w:r>
+        <w:rPr>
+          <w:b/>
+        </w:rPr>
+        <w:t>压缩冷却机制：</w:t>
+      </w:r>
+      <w:r>
+        <w:t>新增 COMPRESS_COOLDOWN = 600 秒（10 分钟），两次压缩尝试之间至少间隔 10 分钟，避免每条消息都触发压缩失败。</w:t>
+      </w:r>
+    </w:p>
+    <w:p>
+      <w:pPr>
+        <w:pStyle w:val="16"/>
+      </w:pPr>
+      <w:r>
+        <w:rPr>
+          <w:b/>
+        </w:rPr>
+        <w:t>agent.py 优化：</w:t>
+      </w:r>
+      <w:r>
+        <w:t>compress_previous_session 调用前先检测 Ollama 可用性，不可用时直接返回 None，跳过压缩。</w:t>
+      </w:r>
+    </w:p>
+    <w:p>
+      <w:pPr>
+        <w:pStyle w:val="4"/>
+      </w:pPr>
+      <w:r>
+        <w:t>三、延迟优化</w:t>
+      </w:r>
+    </w:p>
+    <w:p>
+      <w:pPr>
+        <w:pStyle w:val="16"/>
+      </w:pPr>
+      <w:r>
+        <w:rPr>
+          <w:b/>
+        </w:rPr>
+        <w:t>思考延迟跳过：</w:t>
+      </w:r>
+      <w:r>
+        <w:t>【指令】直接执行模式下跳过 8~15 秒的模拟思考延迟，实现秒回。</w:t>
+      </w:r>
+    </w:p>
+    <w:p>
+      <w:pPr>
+        <w:pStyle w:val="16"/>
+      </w:pPr>
+      <w:r>
+        <w:rPr>
+          <w:b/>
+        </w:rPr>
+        <w:t>打字延迟跳过：</w:t>
+      </w:r>
+      <w:r>
+        <w:t>【指令】模式下跳过按字数计算的打字模拟延迟。</w:t>
+      </w:r>
+    </w:p>
+    <w:p>
+      <w:pPr>
+        <w:pStyle w:val="4"/>
+      </w:pPr>
+      <w:r>
+        <w:t>四、系统提示词优化</w:t>
+      </w:r>
+    </w:p>
+    <w:p>
+      <w:pPr>
+        <w:pStyle w:val="16"/>
+      </w:pPr>
+      <w:r>
+        <w:rPr>
+          <w:b/>
+        </w:rPr>
+        <w:t>禁止自动复位：</w:t>
+      </w:r>
+      <w:r>
+        <w:t>明确要求 LLM 除非用户要求复位，否则不得调用 shoulder_center。</w:t>
+      </w:r>
+    </w:p>
+    <w:p>
+      <w:pPr>
+        <w:pStyle w:val="16"/>
+      </w:pPr>
+      <w:r>
+        <w:rPr>
+          <w:b/>
+        </w:rPr>
+        <w:t>角度规则明确：</w:t>
+      </w:r>
+      <w:r>
+        <w:t>「看看最左边」=0°、「稍微」=±15°，减少模型猜测偏差。</w:t>
+      </w:r>
+    </w:p>
+    <w:p>
+      <w:pPr>
+        <w:pStyle w:val="16"/>
+      </w:pPr>
+      <w:r>
+        <w:rPr>
+          <w:b/>
+        </w:rPr>
+        <w:t>shoulder_servo 注册：</w:t>
+      </w:r>
+      <w:r>
+        <w:t>tools.py 新增 shoulder_servo(pan, tilt) 组合工具，TOOL_DEFINITIONS、TOOL_EXECUTORS、_RESOURCE_GROUPS 均已完成注册。</w:t>
+      </w:r>
+    </w:p>
+    <w:p>
+      <w:pPr>
+        <w:pStyle w:val="4"/>
+      </w:pPr>
+      <w:r>
+        <w:t>五、涉及文件</w:t>
+      </w:r>
+    </w:p>
+    <w:p>
+      <w:pPr>
+        <w:pStyle w:val="16"/>
+      </w:pPr>
+      <w:r>
+        <w:t>workers/qq_bridge_worker.py — QQ桥接【指令】关键词 + 参数提取 + 状态缓存 + 延迟优化</w:t>
+      </w:r>
+    </w:p>
+    <w:p>
+      <w:pPr>
+        <w:pStyle w:val="16"/>
+      </w:pPr>
+      <w:r>
+        <w:t>brain/agent.py — 系统提示词优化 + Ollama 检测</w:t>
+      </w:r>
+    </w:p>
+    <w:p>
+      <w:pPr>
+        <w:pStyle w:val="16"/>
+      </w:pPr>
+      <w:r>
+        <w:t>brain/context_compressor.py — 冷却机制 + Ollama 可用性检测</w:t>
+      </w:r>
+    </w:p>
+    <w:p>
+      <w:pPr>
+        <w:pStyle w:val="16"/>
+      </w:pPr>
+      <w:r>
+        <w:t>brain/tools.py — 新增 shoulder_servo 工具定义与实现</w:t>
       </w:r>
     </w:p>
     <w:sectPr>
